--- a/formatted-transcripts/So_Great_Salvation_Series_1_Track_5_Formatted.docx
+++ b/formatted-transcripts/So_Great_Salvation_Series_1_Track_5_Formatted.docx
@@ -105,20 +105,7 @@
           <w:b w:val="0"/>
           <w:i w:val="0"/>
         </w:rPr>
-        <w:t>The phrase "so great salvation" must be allowed to carry its full weight: the salvation is genuinely great. To reduce it to an academic treatise would be injurious to the faith of many, for the salvation that Jesus offers is, at times, too great for full comprehension.</w:t>
-      </w:r>
-    </w:p>
-    <w:p>
-      <w:pPr>
-        <w:spacing w:after="200"/>
-        <w:jc w:val="both"/>
-      </w:pPr>
-      <w:r>
-        <w:rPr>
-          <w:b w:val="0"/>
-          <w:i w:val="0"/>
-        </w:rPr>
-        <w:t>This is consistent with the prayer Paul prayed for the church, in which he told the church what he was praying for: that Christ may dwell in their hearts by faith, and that they, being rooted and grounded in love, might be able, together with all the saints, to comprehend the dimensions of the love of Christ, which passes knowledge.</w:t>
+        <w:t>That's the word, recompense. The salvation is so great. To reduce it to an academic treatise is going to be injurious to the faith of many. The salvation that Jesus offered is too great sometimes for your comprehension. This is the one we read earlier in Ephesians, chapter four, when Paul told the church what he was praying for.</w:t>
       </w:r>
     </w:p>
     <w:p>
@@ -191,6 +178,19 @@
     </w:p>
     <w:p>
       <w:pPr>
+        <w:spacing w:after="200"/>
+        <w:jc w:val="both"/>
+      </w:pPr>
+      <w:r>
+        <w:rPr>
+          <w:b w:val="0"/>
+          <w:i w:val="0"/>
+        </w:rPr>
+        <w:t>It's good to know that.</w:t>
+      </w:r>
+    </w:p>
+    <w:p>
+      <w:pPr>
         <w:pStyle w:val="Heading1"/>
       </w:pPr>
       <w:r>
@@ -241,7 +241,7 @@
           <w:b w:val="0"/>
           <w:i w:val="0"/>
         </w:rPr>
-        <w:t>Writing to a pastor, Paul says to pray for all men. In other words, a minister's ministry should be for all men. A number of people do not like preachers relating with unbelieving rulers of the nation, and there is no place for a preacher fraternizing with them without purpose either. But one can also go to the extreme of regarding such rulers as a doomed class, as though there were a special message reserved only to condemn their policies, condemn their ideologies and their party, condemn their rigging, while forgetting that Jesus Christ is a ransom for them also. The Bible also says it is the will of God that all men be saved and come to the knowledge of the truth.</w:t>
+        <w:t>Writing to a pastor, he says, pray for all men. In other words, your ministry should be for all men. A number of people don't like preachers relating with unbelieving rulers of the nation. I don't believe in or blubbing with them either as a preacher. But then you get to the extreme of seeing them like a doomed sect, like it's a special message. You should preach for them to condemn their policies, condemn their ideologies and their party, condemn their rigging, and forget that Jesus Christ is a ransom for them. Also, the Bible says it is the will of God that all men be saved.</w:t>
       </w:r>
     </w:p>
     <w:p>
@@ -301,6 +301,19 @@
     </w:p>
     <w:p>
       <w:pPr>
+        <w:spacing w:after="200"/>
+        <w:jc w:val="both"/>
+      </w:pPr>
+      <w:r>
+        <w:rPr>
+          <w:b w:val="0"/>
+          <w:i w:val="0"/>
+        </w:rPr>
+        <w:t>This is where we get the Berean Christian [term] from. Let's see what the Berean Christian was.</w:t>
+      </w:r>
+    </w:p>
+    <w:p>
+      <w:pPr>
         <w:spacing w:before="160" w:after="40"/>
       </w:pPr>
       <w:r>
@@ -377,7 +390,7 @@
           <w:b w:val="0"/>
           <w:i w:val="0"/>
         </w:rPr>
-        <w:t>The common idea about this passage is that it describes noble unbelievers who were more ready to receive the gospel than others, or noble Christians. Somebody recently named a church "Noble Christian Center" after this picture, but that misses what Luke was actually saying. Paul and Silas had moved from Thessalonica; when they reached Berea, they met noble people. These people were not noble because they had received the gospel — they were noble before they received the gospel. It was after they searched the Scriptures daily to find out whether those things were so that many of them believed, as recorded in verse 12. That means that in verse 11 they were not yet Christians. Christians do not search to find out whether the gospel is so; Christians are believers. The Bereans searched whether those things were so, and therefore many of them believed. So if a person is a "noble Christian" only in the sense of verse 11, that person still needs salvation and still needs to believe.</w:t>
+        <w:t>Now the idea people have about this is as though we have noble unbelievers who are ready to receive the gospel more than others, or noble Christians. In fact, with respect, somebody named this church after this picture recently: Noble Christian Center. If you had listened to me, you would not have named the church Noble Christian Center. What was Paul saying? There was Luke referring to here. They moved from Thessalonica. When they got to Berea, they met noble people. They were not noble after they received the gospel. They were noble before they received the gospel. It was after they searched the Scriptures daily to find out whether those things were so. That means they were not Christians. Christians do not search whether those things are so. Christians are believers. They searched whether those things were so. Verse 12, therefore many of them believed — so they believed in verse 12. So if you're a noble Christian in verse 11, you need salvation. You still need to believe.</w:t>
       </w:r>
     </w:p>
     <w:p>
@@ -390,7 +403,7 @@
           <w:b w:val="0"/>
           <w:i w:val="0"/>
         </w:rPr>
-        <w:t>The point that people miss here is that Berea had more educated and more enlightened people than Thessalonica — people of a better status. Berea had those who were professors of the university, men of high repute, honorable men and honorable women, people who traveled around the world. Paul preached the same gospel to them. At the first teaching session, they did not immediately believe; they searched the Scriptures, and only then did they believe. This is the gospel to the elite, in the sense that these were people of standing and learning, and Paul preached the same gospel to them as to anyone else.</w:t>
+        <w:t>Now, interestingly, people miss the point here. The point here was that in Berea there were more educated people than those in Thessalonica. In Berea there were more enlightened people. That's the word. Noble people of a better status. In Berea you had guys who were professors of university, more in Berea than Thessalonica. They travel around the world. Men of high repute, honorable men, the Bible says. And Paul preached the same gospel to them. Sometimes when we deal with these kind of people, we feel they are bad because he's got his mind, he's got his head, so he wants to read it — whether those things were so. So they went ahead to check. Then they came back and they had now believed. And the Bible says, therefore many of them believed, also of honorable women, which were Greeks, not a few.</w:t>
       </w:r>
     </w:p>
     <w:p>
@@ -403,7 +416,20 @@
           <w:b w:val="0"/>
           <w:i w:val="0"/>
         </w:rPr>
-        <w:t>Consider, for instance, an affluent area such as Ikoyi in Lagos: however fine their outward circumstances may appear, such people are equally lost without the gospel and equally in need of it. The noble people of Berea were not noble because they were Christians, and not noble merely because they were honest — they were honest, but more particularly they were men of repute, known men, men respected in society, more noble than those in Thessalonica. Thessalonica did not have many people of that class, but in Berea the people were qualified — doctors, lawyers, engineers, scientists, professors, holders of doctorates — and Paul did not hesitate before them; he preached them the same gospel. So the gospel is for everybody — for kings, for those in authority, for one's neighbor, for a friend, for the Muslim, for the idol worshiper. God wants everybody saved.</w:t>
+        <w:t>This is gospel to the elite. There's a hall in Agoye we call Elites — the whole campus calls it Elites. The multitude can do evil. You're talking about people just preaching in a place in Nigeria — for instance, if you go to Ikoyi, these ones are going to hell. Their eyes are fine, going to hell. Paul preached the gospel, the same gospel, there. At the first teaching session, they said, we'll come back — they would never believe. They searched. Then they believed. The gospel is for all men.</w:t>
+      </w:r>
+    </w:p>
+    <w:p>
+      <w:pPr>
+        <w:spacing w:after="200"/>
+        <w:jc w:val="both"/>
+      </w:pPr>
+      <w:r>
+        <w:rPr>
+          <w:b w:val="0"/>
+          <w:i w:val="0"/>
+        </w:rPr>
+        <w:t>So the noble people here were not noble because they were Christians. They were not noble because they were honest. They were honest, but they were men of repute. Men that were known in society. Men that were respected in the society — that's the word — more noble than those in Thessalonica, like honorable men. So in Thessalonica you didn't have much — not many elites were in Thessalonica. But in Berea, people were qualified. Doctors, lawyers, engineers, scientists, professor this, professor that, PhD, old FFO for food only. They were sitting there and Paul didn't say, hey, what do I say here? He preached the same gospel. So the gospel is for everybody. For kings, for those in authority. God wants everybody saved. Your neighbor, a friend, a Muslim man, Machin toys, the idol worshiper. Everybody saved.</w:t>
       </w:r>
     </w:p>
     <w:p>
@@ -515,7 +541,7 @@
           <w:b w:val="0"/>
           <w:i w:val="0"/>
         </w:rPr>
-        <w:t>God had told Moses to gather elders among the people so that the Spirit of God would come upon them and they would prophesy. Eldad and Medad were not in the tabernacle when the Spirit of God came upon the others, yet Joshua found them prophesying elsewhere and ran to Moses asking him to stop them. Moses' answer reveals that if God could do it, He wants all His people to be prophets — the love of God is unbiased and does not restrict anybody.</w:t>
+        <w:t>One day in Numbers 11, God said to Moses to pick prophets amongst the people — the elders among the people. Then they would stand and the Spirit of God would come on them and they would prophesy. So all of a sudden, there were two, Eldad and Medad. They were not in the tabernacle when the Spirit of God came on the others. And Joshua saw them prophesying somewhere else. So Joshua ran to Moses and said, Lord, see, these guys are prophesying and they're not in the tabernacle — stop them. Then Moses said, if God could do it, he wants all his people to be prophets. The love of God is unbiased. He doesn't restrict anybody.</w:t>
       </w:r>
     </w:p>
     <w:p>
@@ -528,7 +554,7 @@
           <w:b w:val="0"/>
           <w:i w:val="0"/>
         </w:rPr>
-        <w:t>The grace of God, then, is for everybody. What differs one person from another is faith in that grace.</w:t>
+        <w:t>So we've seen that the grace of God is for everybody. And then we've seen that what differs one person from the other is faith in that grace.</w:t>
       </w:r>
     </w:p>
     <w:p>
@@ -553,7 +579,7 @@
           <w:b w:val="0"/>
           <w:i w:val="0"/>
         </w:rPr>
-        <w:t>Salvation is by grace through faith. This is where people miss the balance: grace and faith are two incompatible twins in the Christian life — what Christ has done, and what a person believes. How is a man saved? By what Christ did, and by what he believes.</w:t>
+        <w:t>I'm saved by grace through faith. This is where people miss the balance. Grace and faith are two incompatible twins in the Christian life — what Christ has done and what you believe. How am I saved? What Christ did and what I believe.</w:t>
       </w:r>
     </w:p>
     <w:p>
@@ -564,7 +590,7 @@
         <w:rPr>
           <w:b/>
         </w:rPr>
-        <w:t>Romans 10:8-13</w:t>
+        <w:t>Romans 10:8-9</w:t>
       </w:r>
     </w:p>
     <w:p>
@@ -607,6 +633,124 @@
     </w:p>
     <w:p>
       <w:pPr>
+        <w:spacing w:after="200"/>
+        <w:jc w:val="both"/>
+      </w:pPr>
+      <w:r>
+        <w:rPr>
+          <w:b w:val="0"/>
+          <w:i w:val="0"/>
+        </w:rPr>
+        <w:t>The word is nigh you, the message of faith. So the gospel is a gospel of faith, a message that tells you to believe. Believe the gospel. Very simple. See how simple it is to be saved.</w:t>
+      </w:r>
+    </w:p>
+    <w:p>
+      <w:pPr>
+        <w:pStyle w:val="Heading1"/>
+      </w:pPr>
+      <w:r>
+        <w:rPr>
+          <w:b/>
+          <w:i w:val="0"/>
+        </w:rPr>
+        <w:t>The Simplicity of Salvation</w:t>
+      </w:r>
+    </w:p>
+    <w:p>
+      <w:pPr>
+        <w:spacing w:after="200"/>
+        <w:jc w:val="both"/>
+      </w:pPr>
+      <w:r>
+        <w:rPr>
+          <w:b w:val="0"/>
+          <w:i w:val="0"/>
+        </w:rPr>
+        <w:t>But sometimes when people are preaching, you see complications. How many of you, when you got saved, you now went to another church different from where you got saved and you felt like maybe this church is more right than your own church because it was not as simple as the first one you heard. Somebody is preaching a simple message of salvation, and then he says, you may say here that you are a Christian, you can't see that kind of thing in the Bible, can say you have believed — are you sure? Are you living the kind of life you should live? Is Christ dominating your life — and you begin to feel insecure. Then in the service, you do somebody with a tie already, things that the person is saying — come, because on the last day we take the sheep away from the goat. Come. You still lie, you cheat, are you a Christian? No — actually, this is a deep gospel. They say come out, so you come. Then you do whatever they ask you to do. Then you go back. Because of those two encounters, your mind will take you away from faith to works. That's an automatic thing that happens to you. It will take the teaching of the Word to correct that mindset, for you to know that the first time you believed in your heart, you confess with your mouth, you were saved. Many people don't know when they got saved because they moved from faith to works. Have you heard people say this? "I know that the real — the time that salvation — really, really, I've been saying yes, but really, the devil — let me see the day of the real salvation." Because they don't know that it's by faith. Paul says here that the minute you confess with your mouth the Lord Jesus and believe with your heart that God raised him from the dead, you are saved. It doesn't go beyond this.</w:t>
+      </w:r>
+    </w:p>
+    <w:p>
+      <w:pPr>
+        <w:spacing w:after="200"/>
+        <w:jc w:val="both"/>
+      </w:pPr>
+      <w:r>
+        <w:rPr>
+          <w:b w:val="0"/>
+          <w:i w:val="0"/>
+        </w:rPr>
+        <w:t>There are people who tell you that this scripture isn't totally true, because it's not the complete picture. Jesus said in Matthew chapter 7 that some will come on that day and say Lord, Lord.</w:t>
+      </w:r>
+    </w:p>
+    <w:p>
+      <w:pPr>
+        <w:spacing w:before="160" w:after="40"/>
+      </w:pPr>
+      <w:r>
+        <w:rPr>
+          <w:b/>
+        </w:rPr>
+        <w:t>Matthew 7:21</w:t>
+      </w:r>
+    </w:p>
+    <w:p>
+      <w:pPr>
+        <w:spacing w:after="80"/>
+        <w:ind w:left="432"/>
+      </w:pPr>
+      <w:r>
+        <w:rPr>
+          <w:b/>
+        </w:rPr>
+        <w:t>[21]</w:t>
+      </w:r>
+      <w:r>
+        <w:rPr>
+          <w:b w:val="0"/>
+          <w:i w:val="0"/>
+        </w:rPr>
+        <w:t>Not every one that saith unto me, Lord, Lord, shall enter into the kingdom of heaven; but he that doeth the will of my Father which is in heaven.</w:t>
+      </w:r>
+    </w:p>
+    <w:p>
+      <w:pPr>
+        <w:spacing w:after="200"/>
+        <w:jc w:val="both"/>
+      </w:pPr>
+      <w:r>
+        <w:rPr>
+          <w:b w:val="0"/>
+          <w:i w:val="0"/>
+        </w:rPr>
+        <w:t>And we believe that scripture refers to those who believe the gospel, but maybe their lives do not conform to the gospel. You can academically interpret something that is so plain by the Spirit of God, and then you will lose the very reason why Jesus came. You can academically interpret the simplicity of the faith and complicate it and lose the reason why Jesus came. All that we are learning today is to grow spiritually, not to be saved. We are saved. Christ has come. Christ has fulfilled the will of the Father for the world.</w:t>
+      </w:r>
+    </w:p>
+    <w:p>
+      <w:pPr>
+        <w:spacing w:after="200"/>
+        <w:jc w:val="both"/>
+      </w:pPr>
+      <w:r>
+        <w:rPr>
+          <w:b w:val="0"/>
+          <w:i w:val="0"/>
+        </w:rPr>
+        <w:t>The Bible says in verse 11 — for the scripture says, whosoever believes on him.</w:t>
+      </w:r>
+    </w:p>
+    <w:p>
+      <w:pPr>
+        <w:spacing w:before="160" w:after="40"/>
+      </w:pPr>
+      <w:r>
+        <w:rPr>
+          <w:b/>
+        </w:rPr>
+        <w:t>Romans 10:10-13</w:t>
+      </w:r>
+    </w:p>
+    <w:p>
+      <w:pPr>
         <w:spacing w:after="80"/>
         <w:ind w:left="432"/>
       </w:pPr>
@@ -683,100 +827,6 @@
     </w:p>
     <w:p>
       <w:pPr>
-        <w:spacing w:after="200"/>
-        <w:jc w:val="both"/>
-      </w:pPr>
-      <w:r>
-        <w:rPr>
-          <w:b w:val="0"/>
-          <w:i w:val="0"/>
-        </w:rPr>
-        <w:t>The word is near — the message of faith. The gospel is a gospel of faith, a message that tells a person to believe. It is very simple to be saved: confess with the mouth the Lord Jesus, and believe in the heart that God raised Him from the dead, and one is saved.</w:t>
-      </w:r>
-    </w:p>
-    <w:p>
-      <w:pPr>
-        <w:pStyle w:val="Heading1"/>
-      </w:pPr>
-      <w:r>
-        <w:rPr>
-          <w:b/>
-          <w:i w:val="0"/>
-        </w:rPr>
-        <w:t>The Simplicity of Salvation</w:t>
-      </w:r>
-    </w:p>
-    <w:p>
-      <w:pPr>
-        <w:spacing w:after="200"/>
-        <w:jc w:val="both"/>
-      </w:pPr>
-      <w:r>
-        <w:rPr>
-          <w:b w:val="0"/>
-          <w:i w:val="0"/>
-        </w:rPr>
-        <w:t>Sometimes, when people are preaching, complications appear. Many believers, after being saved, have gone to another church different from the one where they got saved and felt that the new church must be more right than their own because the message there was not as simple as the first one they heard. A simple message of salvation gets complicated: a person may say they are a Christian, but is asked, "Are you sure? Are you living the kind of life you should live? Is Christ dominating your life?" and begins to feel insecure. Then, in the service, under pressure — "you still lie, you cheat, are you a Christian? No — this is a deep gospel" — the person is called to come forward, does whatever is asked, and goes back. Because of these two encounters, the mind is taken away from faith to works. That is an automatic thing that happens. It takes the teaching of the Word to correct that mindset, so that a person may know that the first time they believed in their heart and confessed with their mouth, they were saved. Many people do not know when they got saved because they moved from faith to works. Some describe it this way: "I know that the real — the time that salvation — really, really, I've been saying yes, but really — the devil — let me see the day of the real salvation." This confusion arises because they do not know that it is by faith. The minute a person confesses with the mouth the Lord Jesus and believes with the heart that God raised Him from the dead, that person is saved. It does not go beyond this.</w:t>
-      </w:r>
-    </w:p>
-    <w:p>
-      <w:pPr>
-        <w:spacing w:after="200"/>
-        <w:jc w:val="both"/>
-      </w:pPr>
-      <w:r>
-        <w:rPr>
-          <w:b w:val="0"/>
-          <w:i w:val="0"/>
-        </w:rPr>
-        <w:t>Some object that this scripture is not the complete picture, citing what Jesus said in Matthew chapter 7 — that some will come on that day and say "Lord, Lord," and yet not enter.</w:t>
-      </w:r>
-    </w:p>
-    <w:p>
-      <w:pPr>
-        <w:spacing w:before="160" w:after="40"/>
-      </w:pPr>
-      <w:r>
-        <w:rPr>
-          <w:b/>
-        </w:rPr>
-        <w:t>Matthew 7:21</w:t>
-      </w:r>
-    </w:p>
-    <w:p>
-      <w:pPr>
-        <w:spacing w:after="80"/>
-        <w:ind w:left="432"/>
-      </w:pPr>
-      <w:r>
-        <w:rPr>
-          <w:b/>
-        </w:rPr>
-        <w:t>[21]</w:t>
-      </w:r>
-      <w:r>
-        <w:rPr>
-          <w:b w:val="0"/>
-          <w:i w:val="0"/>
-        </w:rPr>
-        <w:t>Not every one that saith unto me, Lord, Lord, shall enter into the kingdom of heaven; but he that doeth the will of my Father which is in heaven.</w:t>
-      </w:r>
-    </w:p>
-    <w:p>
-      <w:pPr>
-        <w:spacing w:after="200"/>
-        <w:jc w:val="both"/>
-      </w:pPr>
-      <w:r>
-        <w:rPr>
-          <w:b w:val="0"/>
-          <w:i w:val="0"/>
-        </w:rPr>
-        <w:t>That scripture refers to those who believe the gospel but whose lives do not conform to the gospel. One can academically interpret something that is so plain by the Spirit of God — the simplicity of the faith — and, in complicating it, lose the very reason why Jesus came. All that is being taught in a session such as this is for growth spiritually, not to be saved — we are saved. Christ has come; Christ has fulfilled the will of the Father for the world.</w:t>
-      </w:r>
-    </w:p>
-    <w:p>
-      <w:pPr>
         <w:pStyle w:val="Heading1"/>
       </w:pPr>
       <w:r>
@@ -797,7 +847,7 @@
           <w:b w:val="0"/>
           <w:i w:val="0"/>
         </w:rPr>
-        <w:t>There are different reasons why people are not saved, and different reasons that explain how people can be saved.</w:t>
+        <w:t>There are different reasons why people are not saved. There are different reasons how people can be saved.</w:t>
       </w:r>
     </w:p>
     <w:p>
@@ -897,7 +947,7 @@
           <w:b w:val="0"/>
           <w:i w:val="0"/>
         </w:rPr>
-        <w:t>The originals actually say "the word of Christ." That is, what are they to believe? They are to believe the gospel. Every question of the unsaved man is settled when the gospel is preached to him. Faith is by hearing, and hearing the message — the gospel of Christ. When a man hears the gospel of Christ, he believes; then he is saved. Nothing explains salvation more than that.</w:t>
+        <w:t>The originals actually say "the word of Christ." That is, what are they to believe? They are to believe the gospel. Every question of the unsaved man is settled when the gospel is preached to him. Faith is by hearing, and hearing — he says the message. What message? The gospel of Christ. When he hears the gospel of Christ, he believes, then he is saved. Nothing more explains salvation than that.</w:t>
       </w:r>
     </w:p>
     <w:p>
@@ -971,7 +1021,7 @@
           <w:b w:val="0"/>
           <w:i w:val="0"/>
         </w:rPr>
-        <w:t>He that believes — that is what is required: believes the gospel. To believe means to believe with the heart that God raised Jesus from the dead, and to confess with the mouth the Lord Jesus; he is saved. Notice what is not said: it is not "he that fully understands." Believing does not require understanding. One does not believe that one's suit is black — one understands that one's suit is black. Belief is a different matter: I believe the gospel, not that I understand the gospel. When somebody says, "Well, I don't know, I don't think that... my mind is too renewed to think of something now, but I'm trying to think — I don't think that God would say something that is against your doctrine" — that person is not unsaved because he fails to understand. He does not understand, but he believes in Jesus, and that is what salvation is. One does not understand in order to believe; one believes in order to understand.</w:t>
+        <w:t>He that believes — that is what believes the gospel. What do you mean to believe? To believe with his heart that God raised Jesus from the dead and to confess with his mouth the Lord Jesus. He is saved. Notice what he did not say: "he that fully understands." Believing does not require understanding. I don't believe that my suit is black — I understand that my suit is black. Do I believe that Jake is black? I know that he's the blackest person in the church. I believe. I believe the gospel, not that I understand the gospel.</w:t>
       </w:r>
     </w:p>
     <w:p>
@@ -984,7 +1034,33 @@
           <w:b w:val="0"/>
           <w:i w:val="0"/>
         </w:rPr>
-        <w:t>This is illustrated by those who came out to the altar repeatedly not because they understood, but because they believed, even while their lack of understanding was sometimes being played upon. It is why people are often asked whether the rapture might occur in the next five minutes. Faced with that question, a person may go off to a corner and begin counting sins — "Father, if I begin to count the sins, this time will go; please, I beg You, if I am to jump the queue, the queue is very long; help me now" — because the gospel will catch so many people by surprise. Yet the Bible says believers shall be caught up in the air, and those who wonder how a particular flawed individual will not be dropped at that stage should remember: Samson is there; Moses, David, Jeremiah, Jacob, Rahab the harlot, Peter who doubted beyond Thomas — we call one "Doubting Thomas" and the other "Denying Peter" — all received the gospel by faith.</w:t>
+        <w:t>So when somebody comes up to us and says, well, I don't know, I don't think that — my mind is too renewed to think of something now, but I'm trying to think — I don't think maybe God says something that is against your doctrine — is he not saved? No, he doesn't understand, but he believes in Jesus, and that is what salvation is. I don't understand to believe. I believe to understand.</w:t>
+      </w:r>
+    </w:p>
+    <w:p>
+      <w:pPr>
+        <w:spacing w:after="200"/>
+        <w:jc w:val="both"/>
+      </w:pPr>
+      <w:r>
+        <w:rPr>
+          <w:b w:val="0"/>
+          <w:i w:val="0"/>
+        </w:rPr>
+        <w:t>Someone again this afternoon — that's why you came out six times, because you didn't understand, but you believed. And some people were playing on your understanding, your lack of understanding.</w:t>
+      </w:r>
+    </w:p>
+    <w:p>
+      <w:pPr>
+        <w:spacing w:after="200"/>
+        <w:jc w:val="both"/>
+      </w:pPr>
+      <w:r>
+        <w:rPr>
+          <w:b w:val="0"/>
+          <w:i w:val="0"/>
+        </w:rPr>
+        <w:t>That's why many times we ask people if the rapture is going to happen in the next five minutes. I remember one time I said, what will you do? These are the same people that have been thinking about rapture for years. I say it's not going to happen in five minutes. In fact, as we are talking, it's now four minutes. "Sir, give me one minute." He goes to a corner: "Father, if I begin to count the sins, four minutes will go. You know everything. But please, I beg of you, please. This one, if I'm to jump the queue, the queue is a very long queue. Help me now." Because the gospel will catch so many people by surprise — amidst all the rapture, I'm in heaven. Yes, you are. In fact, the Bible says we shall be caught up in the air. They will stay in the air and wonder how this man will not drop me at this stage. Samson is dead. Moses, David, Jeremiah, Jacob, Rahab the harlot, Peter, who doubted beyond Thomas — we call him Doubting Thomas, which you call denying Peter. How do you receive the gospel? By faith.</w:t>
       </w:r>
     </w:p>
     <w:p>
@@ -1027,7 +1103,7 @@
           <w:b w:val="0"/>
           <w:i w:val="0"/>
         </w:rPr>
-        <w:t>He believed God, and it was counted to him for righteousness. That is, he believed God. "I believe it — Jesus Christ came to die for your sins. I believe it." That is salvation. Nothing is more explicit than that.</w:t>
+        <w:t>That is, he believed God. "I believe it. Jesus Christ came to die for your sins. I believe it." That is salvation. Nothing more explicit than that.</w:t>
       </w:r>
     </w:p>
     <w:p>
@@ -1052,7 +1128,7 @@
           <w:b w:val="0"/>
           <w:i w:val="0"/>
         </w:rPr>
-        <w:t>Why do we preach the gospel? We do not preach the gospel to those who will believe; we preach the gospel so that men will believe.</w:t>
+        <w:t>Why do we preach the gospel that men will believe? We don't preach the gospel to those that will believe. We preach the gospel so that men will believe.</w:t>
       </w:r>
     </w:p>
     <w:p>
@@ -1095,7 +1171,7 @@
           <w:b w:val="0"/>
           <w:i w:val="0"/>
         </w:rPr>
-        <w:t>Why are these things written? So that a person might believe. Why do we preach? Because we know Jesus Christ has done all that is needed for salvation, and men will believe. That is why Paul, writing in Christ's stead, said, "Be ye reconciled unto God, we beseech you."</w:t>
+        <w:t>Why are these things written? So that you might believe. Why are we preaching? We're preaching that men will believe because we know Jesus Christ has done all that we need for salvation. Men will believe. That's why Paul said:</w:t>
       </w:r>
     </w:p>
     <w:p>
@@ -1138,7 +1214,7 @@
           <w:b w:val="0"/>
           <w:i w:val="0"/>
         </w:rPr>
-        <w:t>We are preaching for men to receive what Jesus has done. That receiving is what is called faith. Men do not add to what Christ has done. The gift is free; the salvation is free; the price has been paid. But it is not automatic until the man believes, because, as will be seen in God's dealings with humanity, God does not disregard human will. And faith is human will. When I choose to believe, that is faith. When I choose not to believe, that is unbelief. Faith does not change because a person is saved — a believer will still believe. We live by faith: we pray by faith, we receive by faith, we preach by faith, we serve God by faith. Faith is how we receive the gospel to be saved.</w:t>
+        <w:t>We are now preaching for men to receive what Jesus has done. It is that receiving that we call faith. They don't add to what Christ has done. The gift is free, the salvation is free. The price has been paid. But it is not automatic until the man believes. Because, as we're going to see in God's dealings with humanity, He, God, does not disregard human will. And faith is human will. When I choose to believe, that is faith. When I choose not to believe, that is unbelief. And faith does not change because you are saved. You will still believe. As I'm preaching the gospel here, as I'm preaching the word, you will still believe. When I tell you from the scriptures, you will still believe. Faith does not change. We shall live by faith. We pray, by faith we receive. By faith we preach. By faith, we serve God by faith. Faith is how we receive the gospel to be saved.</w:t>
       </w:r>
     </w:p>
     <w:p>
@@ -1250,7 +1326,20 @@
           <w:b w:val="0"/>
           <w:i w:val="0"/>
         </w:rPr>
-        <w:t>Verse 13 is the consequent action to verse 12. A person is not born again and then believes — rather, one believes, and by the gospel one has believed, one is born again, born of God, born of the Spirit. The new birth does not precede believing; it is faith that receives the new birth.</w:t>
+        <w:t>Verse 13 is the consequent action to verse 12. You don't get born, then believe — you believe. And by the gospel that you have believed, you are born again. You're born of God, you're born of the Spirit. The new birth does not precede believing. It is faith that receives the new birth.</w:t>
+      </w:r>
+    </w:p>
+    <w:p>
+      <w:pPr>
+        <w:spacing w:after="200"/>
+        <w:jc w:val="both"/>
+      </w:pPr>
+      <w:r>
+        <w:rPr>
+          <w:b w:val="0"/>
+          <w:i w:val="0"/>
+        </w:rPr>
+        <w:t>Being born again — by what? The Word of God. And it tells you what the word of God is referring to.</w:t>
       </w:r>
     </w:p>
     <w:p>
@@ -1331,7 +1420,7 @@
           <w:b w:val="0"/>
           <w:i w:val="0"/>
         </w:rPr>
-        <w:t>The new birth comes by the Word — the word of God, which is the word that is preached in the gospel. So when is the new birth? After a person has received the gospel, then that person is born again. One receives the gospel, and then one is born again. God does not do anything to a person until that person believes the gospel — God does nothing beyond the death, burial, and resurrection of Jesus before the sinner receives the gospel. Everything necessary is made available to believe the gospel. When the gospel is being preached, God does not assist one person to be saved while refusing to assist another; the concept of grace tells us it is freely given — grace through faith.</w:t>
+        <w:t>So when is the new birth? After you have received the gospel, then you're born again. You receive the gospel, then you're born again. God does not do anything to you until you believe the gospel. God doesn't do anything except the death of Jesus, and the burial, and resurrection, before the sinner receives the gospel. Everything that is available is available to believe the gospel. When the gospel is being preached, God does not assist one to be saved and refuses to assist the other to be saved. The concept of grace tells you it's freely given. Grace through faith.</w:t>
       </w:r>
     </w:p>
     <w:p>
@@ -1344,6 +1433,19 @@
           <w:i w:val="0"/>
         </w:rPr>
         <w:t>Why Men Do Not Believe: The Blindness of the God of This World</w:t>
+      </w:r>
+    </w:p>
+    <w:p>
+      <w:pPr>
+        <w:spacing w:after="200"/>
+        <w:jc w:val="both"/>
+      </w:pPr>
+      <w:r>
+        <w:rPr>
+          <w:b w:val="0"/>
+          <w:i w:val="0"/>
+        </w:rPr>
+        <w:t>So we asked the question the last time, why don't men believe the gospel?</w:t>
       </w:r>
     </w:p>
     <w:p>
@@ -1405,7 +1507,7 @@
           <w:b w:val="0"/>
           <w:i w:val="0"/>
         </w:rPr>
-        <w:t>Why do some believe and some not believe? Why are some saved and some not saved? One might assume, taking Lagos for example, that with a number of television programs preaching the gospel and a number of churches all over the place, this ought not to be a mystery. Some are angered by what they call the proliferation of churches, but nothing else is desired but this multiplication — in the early church, believers met in many houses in different places; that too was a proliferation of churches, without a single united Christian assembly. Given that preaching and evangelism are going on, the question is not that people are not preaching the gospel — the question already answered in Romans 10 is that there are preachers preaching, and yet people are not saved. Why does that happen?</w:t>
+        <w:t>So why don't men believe the gospel? Why do some believe and some don't believe? Or better still, why are some saved and some are not saved? You would assume — in Lagos, for instance, we have a number of TV programs preaching the gospel, a number of churches all over the place, to the glory of God. I laugh at people that are angry at the proliferation of churches, they call it. And I wonder, what else does God desire but the liberation of churches? How did they have it in the early church, in the early days, when people were meeting in their houses, many houses — that's proliferation of churches. There was no united Christian assembly. They were meeting in different places. Now you wonder, what's going on? Why does this happen? Why are people not saved? In Lagos, for instance, let's look at that example. Why are people not saved? Christ has died. Why are people not saved? We've settled the question of Romans 10. All things being equal, people are preaching, evangelism is going on. Not that you say, why are people not saved — you're not preaching the gospel. He said, how shall they hear if there is no preacher? So there are preachers preaching, and then people are not saved. Why does that happen? Let's look at it in the Scriptures.</w:t>
       </w:r>
     </w:p>
     <w:p>
@@ -1498,7 +1600,7 @@
           <w:b w:val="0"/>
           <w:i w:val="0"/>
         </w:rPr>
-        <w:t>This must be understood in context, because Paul is a Jew; all the apostles are Jews; the first three thousand saved on the Day of Pentecost were Jews; the next five thousand were Jews. So when Paul says that they might be saved, he is speaking as touching the entire nation of Israel, knowing that the blessing of Abraham was to all his seed, and believing that it would have incorporated Israel in the flesh. Israel not being saved, in that sense, does not mean that no individual in Israel is being saved — it refers to the nation of Israel. Paul bears them record that they have a zeal of God, but not according to knowledge; they are ignorant of God's righteousness and go about to establish their own righteousness. Ignorance is a lack of knowledge, when a person does not know.</w:t>
+        <w:t>Now, we need to understand this in context, because Paul is a Jew. All the apostles are Jews. The first 3,000 on the day of Pentecost are Jews. The next 5,000 were Jews. So when he says that they might be saved, he was speaking as touching the entire nation of Israel, knowing that the blessing of Abraham was to all his seed, and he believed that it would have incorporated Israel in the flesh. So he begins to answer why people are not saved. So Israel not being saved there does not mean people in Israel are not being saved. It's referring to the nation of Israel. The man that wrote this is a Jew himself. So he's referring to those who are not saved, who are Jews. They have a zeal of God, but not according to knowledge. They've been ignorant of God's righteousness and going about to establish their own righteousness. Ignorance — what is ignorance? Lack of knowledge, when you don't know. That's the Jew.</w:t>
       </w:r>
     </w:p>
     <w:p>
@@ -1511,6 +1613,19 @@
           <w:i w:val="0"/>
         </w:rPr>
         <w:t>Ignorance Among the Gentiles</w:t>
+      </w:r>
+    </w:p>
+    <w:p>
+      <w:pPr>
+        <w:spacing w:after="200"/>
+        <w:jc w:val="both"/>
+      </w:pPr>
+      <w:r>
+        <w:rPr>
+          <w:b w:val="0"/>
+          <w:i w:val="0"/>
+        </w:rPr>
+        <w:t>Now, Ephesians 4. What about the Gentile?</w:t>
       </w:r>
     </w:p>
     <w:p>
@@ -1572,7 +1687,7 @@
           <w:b w:val="0"/>
           <w:i w:val="0"/>
         </w:rPr>
-        <w:t>What is true of the Jew in Romans 10 is also true of the Gentile: alienated from the life of God through the ignorance that is in them, because of the blindness of their heart.</w:t>
+        <w:t>Ignorance.</w:t>
       </w:r>
     </w:p>
     <w:p>
@@ -1634,7 +1749,7 @@
           <w:b w:val="0"/>
           <w:i w:val="0"/>
         </w:rPr>
-        <w:t>Paul was before a blasphemer, a persecutor, an injurious and insolent man who had no regard for the gospel.</w:t>
+        <w:t>Who was before a blasphemer, a persecutor, an injurious — that is, an insolent one who had no regard for the gospel.</w:t>
       </w:r>
     </w:p>
     <w:p>
@@ -1647,7 +1762,7 @@
           <w:b w:val="0"/>
           <w:i w:val="0"/>
         </w:rPr>
-        <w:t>Pastor Shepherd told the story of when he got saved. The archbishop was preaching; Pastor Shepherd had gone there to meet a young woman, having in his possession marijuana. The young woman told him to come to church, so he brought his big Bible and went anyway. As the preacher opened the service, Pastor Shepherd listened, and it began to make sense to him: "Jesus Christ died for me, whoever I am." His friend, who was with the young woman, said, "Wait, let me listen first — we will talk about that later." When the altar call was given, he responded. That is how he was born again — an insolent, injurious man who had no regard for anything.</w:t>
+        <w:t>Pastor Shepherd told the story of when he got saved. The archbishop was preaching. He said he went there to get a babe. The babe said, come to church. So he had his marijuana — they were just taking crack — coming to church. He had a big Bible, but he came to church anyway. So the preacher opened. He just listened. This is making sense. Jesus Christ died for me, whoever you are, even if there's no crack. So the other friend was saying that the babe is sitting there saying, wait, wait, let me listen first, we'll talk about the babe later. Then he gave the other call. That's how I got born again. Insolent, injurious. They don't have any regard for anything.</w:t>
       </w:r>
     </w:p>
     <w:p>
@@ -1660,7 +1775,7 @@
           <w:b w:val="0"/>
           <w:i w:val="0"/>
         </w:rPr>
-        <w:t>In one gathering, a man entered in a state of intoxication and showed contempt in the presence of what was taking place; the glory of God present struck him dead. By contrast, Paul — equally injurious and insolent — obtained mercy, because he did it ignorantly, in unbelief, even while Peter and the others were preaching the same gospel in Jerusalem. Paul did not know; he was not deliberately opposing the gospel, and this is the case with so many people. Ignorance does not mean that a man knows nothing at all — as Paul said to Festus, he knew things contrary to the name of Jesus. Sometimes the devil blinds men with the very knowledge he gives them, feeding them with the wrong information. Their creeds today, their societies and religions, are built on things that are contrary to the gospel, and so they refuse to believe the gospel — ignorantly.</w:t>
+        <w:t>In one gathering, somebody came in drunk. He sees the microphone and the speaker. There was the glory of God here. It struck that guy dead. Injurious — I obtained mercy because I did it ignorantly, in unbelief, with all the gospel that Peter and co were preaching in Jerusalem. Ignorantly, ignorantly. He didn't know, he wasn't deliberately against the gospel. And I tell you, that's the case with so many people — ignorance doesn't mean the man doesn't know anything. As Paul said to Festus, he knew things contrary to the name of Jesus. Sometimes the devil blinds men with the knowledge he gives to them, it feeds them with the wrong information. Their calls today built on things that are contrary to the gospel. Their societies, religions, built on things that are contrary to the gospel. Then they will refuse to believe the gospel, ignorantly.</w:t>
       </w:r>
     </w:p>
     <w:p>
@@ -1673,7 +1788,7 @@
           <w:b w:val="0"/>
           <w:i w:val="0"/>
         </w:rPr>
-        <w:t>Many of us who were raised in a Christian orientation do not understand this, because we simply grew up in church, forced to attend Sunday school, hearing about Jesus continually, forced to read the Bible and forced to pray, until somehow we simply believed. That pursuit began from birth, and it brought us to the point of believing.</w:t>
+        <w:t>Many of us who know the Christian orientation don't understand this because we just were in church. They were forcing us to go to Sunday school. We went Sunday school. We had known Jesus, Jesus, Jesus. You have been forced — Jesus. Okay, Jesus, Jesus. Daddy said, "Yeah, my daughter, I love Jesus." "Okay, Lord Jesus, give me the cake, don't worry." "Jesus, Jesus, I don't know Jesus." You have been hearing Jesus. They forced you to read the Bible, to go to secondary school, and you were forced to go to pray. Somehow you just said, okay, I believe. This has been pursuing me from when I was born. They named me by Jesus. When I was growing up, my first year, they didn't get me here — they were playing Jesus. So this Jesus has purchased me to this point. Okay, Jesus, you believe.</w:t>
       </w:r>
     </w:p>
     <w:p>
@@ -1698,7 +1813,7 @@
           <w:b w:val="0"/>
           <w:i w:val="0"/>
         </w:rPr>
-        <w:t>The power of ignorance is seen more clearly in those deep in other religions. God loves the Muslim; Jesus died for him. All the imams in the world are loved; they are not evil people — all are evil people because of sin, but for His grace, Jesus Christ died for all: the blasphemer, the murderer, everybody. It is my hope before God that Osama bin Laden should receive Jesus Christ — and he can, and he might, and he should. Many of us do not understand this, but when those deep in some religions say yes to the gospel, it becomes clear: have they been preached to? What are they talking about — that Jesus died? They have heard about church, they have heard about many things, they have seen miracles, but they have not heard the gospel. Paul heard everything but the gospel, and said he did it ignorantly.</w:t>
+        <w:t>But if you see those people who are deep in some religion, you understand the power of ignorance. Muslims — God loves Muhammad, Jesus died for him. I love Muhammad too. I love all the imams in the world. They're not evil people — we're all evil people because of sin. But for his grace, Jesus Christ died for all — the blasphemer, the murderer, everybody. I woe to God that Osama bin Laden should receive Jesus Christ. And he can, and he might, and he should. So many of us don't understand it. But when you see those who were deep in some religions say yes to the gospel — have you preached? What are you talking about, Jesus died? They've heard about church, they've heard about many things, they've seen miracles, but they've not heard the gospel. Paul heard everything but the gospel. He said, I did it ignorant.</w:t>
       </w:r>
     </w:p>
     <w:p>
@@ -1723,7 +1838,7 @@
           <w:b w:val="0"/>
           <w:i w:val="0"/>
         </w:rPr>
-        <w:t>Those whom Paul met in Ephesus were meeting daily in fellowship and baptizing themselves in water every day. They had never heard about the Holy Ghost; they did not believe in Jesus. Paul told them that John had spoken about Jesus.</w:t>
+        <w:t>Look at Acts 19. Those folks that Paul met were fellowship every day. They would go underwater baptizing themselves every day. They had never heard about the Holy Ghost. They didn't believe in Jesus. Paul now told them that John spoke about Jesus.</w:t>
       </w:r>
     </w:p>
     <w:p>
@@ -1842,7 +1957,7 @@
           <w:b w:val="0"/>
           <w:i w:val="0"/>
         </w:rPr>
-        <w:t>They had never heard the gospel, and yet they were doing church. This is an example of unbelief in ignorance — they were living in unbelief toward the gospel, but they were ignorant. Why are people not saved? They are ignorant. Ignorance can also mean having the wrong knowledge — their minds blinded with what they think they know. When a person has known something for a long time, that person gets used to it, and they have gotten used to it.</w:t>
+        <w:t>So they never heard the gospel and they were doing church as an example. Unbelief in ignorance. They were living in unbelief to the gospel. But they were ignorant. Why are people not saved? They are ignorant. Ignorance could mean to have the wrong knowledge. Paul talked about that kind of knowledge. Their minds are blinded with what they know. I hope you know, if you know something for a long time you get used to it. They have gotten used to it.</w:t>
       </w:r>
     </w:p>
     <w:p>
@@ -1867,7 +1982,7 @@
           <w:b w:val="0"/>
           <w:i w:val="0"/>
         </w:rPr>
-        <w:t>The gospel is not preached by mere rhetoric or oratorical power. The gospel is preaching power; prayer is the power to influence a man with the gospel. That is why Paul asked Timothy to pray for all men. If God could simply save on His own, prayer would still be necessary. What do we pray? That when we are preaching, we preach the right thing at the right time, because sometimes, though the Scriptures are all inspired by God, one could quote the wrong thing for the wrong purpose. Paul says, pray for us, that utterance may be given to us, that we will speak the word as we ought to.</w:t>
+        <w:t>The gospel is not preached by mere rhetoric, oratorical powers, oratory. The gospel is preaching power. Prayer power is the power to influence a man with the gospel. That is why he asked Timothy to pray for all men. Why do we pray? If God could just save, we still have to pray. What do we pray? That when we are preaching, we preach the right thing at the right time. Because sometimes, as you're preaching — the scriptures are all inspired by God too, but you could just quote the wrong thing for the wrong purpose. But Paul says, pray for us, that utterance will be given to us, that we will speak the word as we ought to.</w:t>
       </w:r>
     </w:p>
     <w:p>
@@ -1910,7 +2025,7 @@
           <w:b w:val="0"/>
           <w:i w:val="0"/>
         </w:rPr>
-        <w:t>Why are people not saved? Ignorance. They know about church, they know about the Bible, but no one has brought them the gospel for them to believe. Paul says, pray, that the word of God may run.</w:t>
+        <w:t>Why are people not saved? Ignorance. They know about church, they know about the Bible. But no one has brought the gospel today for them to believe. He says pray.</w:t>
       </w:r>
     </w:p>
     <w:p>
@@ -1953,7 +2068,7 @@
           <w:b w:val="0"/>
           <w:i w:val="0"/>
         </w:rPr>
-        <w:t>Sometimes, when one wants to preach in a place, others have gone ahead to confuse those people: "Don't listen to that man; he is such-and-such a person." Paul prays that the word of God will have free course and be glorified. In Acts 13, as Paul and Barnabas wanted to preach to that government, the deputy's associate said, "I know that man very well," and they were beset with subtlety, deceiving the deputy. Paul pronounced blindness on him, and after that, the deputy believed the gospel.</w:t>
+        <w:t>What does that mean? Sometimes you want to preach in a place. Some folks have gone ahead of you to confuse those people. Don't listen to that man, he is so and so person. Paul says that the word of God will have free course, be glorified. Now, if you observe in Acts 13, as Paul and Barnabas wanted to preach to that government, that consul — his PA, or his consul — said, listen, that guy, I know him very well. They were beset with subtlety, deceiving.</w:t>
       </w:r>
     </w:p>
     <w:p>
@@ -2110,7 +2225,7 @@
           <w:b w:val="0"/>
           <w:i w:val="0"/>
         </w:rPr>
-        <w:t>Salvation is not simply left to happen automatically, as though whatever God will do, He will do regardless. There must also be prayer. Jesus prayed for Peter; the church also prayed for Peter. In Acts 4, the believers prayed that signs and wonders would be done through the name of the holy child Jesus, that they would speak the word of God with boldness.</w:t>
+        <w:t>After that, the consul believed the gospel. That's why in preaching the gospel, we must be prayerful. So it's not all in God's hands like that — whatever God will do, he will do it — no, we'll have to pray. Jesus prayed for Peter. They prayed for Peter.</w:t>
       </w:r>
     </w:p>
     <w:p>
@@ -2172,7 +2287,7 @@
           <w:b w:val="0"/>
           <w:i w:val="0"/>
         </w:rPr>
-        <w:t>Christians pray to preach the gospel because, as the gospel is preached, forces of darkness that inflict the minds of men with wrong information and wrong beliefs are being opposed. There was a gospel campaign, watched with admiration, in which the evangelist greeted the president, greeted the prime minister, and greeted all the Muslims who were involved, giving them Bibles, and allowing everything to be written in Arabic. He then preached the gospel, and people believed — he did not have to declare that any particular man was not of God; he simply spoke as he ought to. If evangelism is not producing results, the question to ask is whether one has been praying. One should not blame the sinner: if everyone preached to in a week did not believe, the honest question is whether the gospel was actually preached. Depending on the hardness of the ground being sown, some places require preachers to labor and pray more deliberately than others, because the hearers may already know something of Jesus without having heard the gospel itself — and that is where believers go to their knees to pray. Paul asks that we pray.</w:t>
+        <w:t>Christians pray to preach the gospel because, as we are preaching the gospel, we come against forces of darkness who inflict the minds of men with wrong information, wrong things, wrong beliefs.</w:t>
       </w:r>
     </w:p>
     <w:p>
@@ -2185,7 +2300,33 @@
           <w:b w:val="0"/>
           <w:i w:val="0"/>
         </w:rPr>
-        <w:t>Why don't people believe the gospel? Because of ignorance. They do not know the gospel; when they hear the gospel, they will believe it. There may be someone who hears, knows, and simply does not want to believe — yes, because God gives him the right to that choice — but one may never know which person that is, because some of us were once just like that. After persistence, after circumstance upon circumstance, and after prayer, we believed. So there is no one who should be classified as born not to believe. The only reason a preacher should hold in mind while preaching is ignorance, because those who hear the gospel at the first instance often will not like it — Paul is an example; he did not want to hear it, and he did not want others to hear it either. Afterward, they will believe, and they will see. We must learn to see ignorance as the only reason people are not saved. If we persist in preaching the gospel, if we insist on it, we grow the word of God and prevail over that ignorance. As one preaches the gospel, one must hold at the back of the mind that nobody cannot be saved — the reason a man is not saved is that he is ignorant of the gospel of Jesus.</w:t>
+        <w:t>I watched Peter Young Wing's Gospel campaign one day and I loved it. As he got there, he went to greet the President, he greeted the prime minister and all the Muslims that were involved. He gave them Bibles, and then they came to the crusade ground. He allowed them to write everything in Arabic. Then he preached the gospel and people believed. He didn't have to say, one man is not of God. He spoke as we ought to.</w:t>
+      </w:r>
+    </w:p>
+    <w:p>
+      <w:pPr>
+        <w:spacing w:after="200"/>
+        <w:jc w:val="both"/>
+      </w:pPr>
+      <w:r>
+        <w:rPr>
+          <w:b w:val="0"/>
+          <w:i w:val="0"/>
+        </w:rPr>
+        <w:t>If your evangelism is not getting results, have you been praying? Don't blame the sinner. If everybody you preached to in a week did not believe the gospel, I will ask you a question: did you preach the gospel? This is a very hard ground, though, pastor. This is not Lagos. In Lagos, you just kizzle people up. You know Jesus. Sit down, sit down. These ones even know what they're talking about, or they've heard about Jesus, they're with Jesus things. And that's where we go on our knees to pray. Paul asks to pray.</w:t>
+      </w:r>
+    </w:p>
+    <w:p>
+      <w:pPr>
+        <w:spacing w:after="200"/>
+        <w:jc w:val="both"/>
+      </w:pPr>
+      <w:r>
+        <w:rPr>
+          <w:b w:val="0"/>
+          <w:i w:val="0"/>
+        </w:rPr>
+        <w:t>Why don't people believe the gospel? Because of ignorance. They do not know the gospel. When they hear the gospel, they will believe the gospel. Can we have somebody who hears, knows, and just doesn't want to believe? Yes, because God gives him a right to. But you may never know that person. Know why? Because some of us here were just like that. After a while, after men persisted, after circumstance upon circumstance and prayer, then we believed. So there's nobody we should classify as born not to believe. Rather, the only reason we should have in our minds as we are preaching is ignorance. Because those who hear the gospel at the first instance will not like it. Paul was an example. He did not want to hear it, he did not want others to hear it. Afterwards, they will believe, then they will see. We must learn to see ignorance as the only reason why people are not saved. And if we persist in the preaching of the gospel, if we insist on it so madly, we grow the word of God and prevail over that ignorance. At the back of your mind, as you're preaching the gospel, don't believe somebody cannot be saved. Just have it at the back of your mind: the reason why a man is not saved is because he's ignorant of the gospel of Jesus.</w:t>
       </w:r>
     </w:p>
     <w:p>
@@ -2210,20 +2351,7 @@
           <w:b w:val="0"/>
           <w:i w:val="0"/>
         </w:rPr>
-        <w:t>The responsibility to save a man is threefold: first, the work of Christ, which has been done; second, the work of those who have believed the gospel, to preach it; and finally, the responsibility of the man himself, to believe it.</w:t>
-      </w:r>
-    </w:p>
-    <w:p>
-      <w:pPr>
-        <w:spacing w:after="200"/>
-        <w:jc w:val="both"/>
-      </w:pPr>
-      <w:r>
-        <w:rPr>
-          <w:b w:val="0"/>
-          <w:i w:val="0"/>
-        </w:rPr>
-        <w:t>Mark 16:15-16 summarizes this: go into all the world and preach the gospel — Christ has risen, that is the gospel, and it is to be preached; God is available to men; he that believes and is baptized shall be saved.</w:t>
+        <w:t>So the responsibility to save a man is threefold: one, Christ's work, which has been done; two, the work of those who have believed the gospel, to preach it; finally, the man, to believe it. Mark 16 summarizes what was just said: go into all the world and preach the gospel — you preach it. Christ has risen, that's the gospel, you preach it. God is available to men. He that believes and is baptized shall be saved. God wants the whole world — every country touched, reached, evangelized.</w:t>
       </w:r>
     </w:p>
     <w:p>
@@ -2248,7 +2376,7 @@
           <w:b w:val="0"/>
           <w:i w:val="0"/>
         </w:rPr>
-        <w:t>There is a ministry today that deserves admiration for this: World Evangelism, of the Redeemed Christian Church of God. Their vision is the vision of Jesus. One may have reservations about one or two things, but there is no one about whom others do not have reservations. To believe that people from every street can be saved, in every family — to believe that is heaven. Whoever shared that vision with the General Overseer must have heard it from the lips of God, by the Scriptures — the belief that every country, present in over 120 nations today, must be reached. While attention is consumed with the people in one's own offices, then with Afghanistan, then with Iraq, the question remains: which comes first in the mind of God, spiritual growth or salvation? Salvation is first.</w:t>
+        <w:t>There is a ministry today that I admire, and I give kudos to them: World Evangelism, of the Redeemed Christian Church of God. Their vision is the vision of Jesus. You may have reservations about one or two things, but who doesn't have reservations about you? But to believe that people from every street can be saved, in every family, to believe that is heaven. Whoever shared that vision with the General Overseer must have heard it from the lips of God, by the Scriptures — to believe that every country... I live there in over 120 nations today. While you're busy talking about the people who are in your offices, then Afghanistan, then Iraq — I told you, spiritual growth and salvation, which one comes first in the mind of God? Salvation.</w:t>
       </w:r>
     </w:p>
     <w:p>
@@ -2261,7 +2389,7 @@
           <w:b w:val="0"/>
           <w:i w:val="0"/>
         </w:rPr>
-        <w:t xml:space="preserve">Consider someone teaching a child by the wrong order — insisting that a one-year-old should already be reading, or expecting the child to enter marriage and its relations before the proper time — such a person only wastes time, because one thing must come before the other. Salvation is first. When the Redeemed Christian Church of God is considered, let this global vision of the gospel of Christ be a challenge: everybody will hear it. This is about doctrine, explaining redemption — the word in the Greek is </w:t>
+        <w:t xml:space="preserve">Imagine somebody learning how to train a child, and dramatizing it: when the child is one, the child is reading. He doesn't get married, they don't have a wife, they don't have sexual relations with the wife or the husband — just wasting his time. One will come before the other. Salvation is first. When we see the Redeemed Christian Church of God, let's be challenged by this global vision of the gospel of Christ — everybody will hear it. I'm talking about doctrine, explaining redemption — the word in the Greek is </w:t>
       </w:r>
       <w:r>
         <w:rPr>
@@ -2275,7 +2403,7 @@
           <w:b w:val="0"/>
           <w:i w:val="0"/>
         </w:rPr>
-        <w:t xml:space="preserve"> — in every nation. Christ died, and the whole world must hear that, in every nation under the earth. Technology is one of the ways God will use, because when the Bible says the gospel must be preached in every nation, then the end will come, and there is only one way that can happen — not by human traffic or human movement. There is now a satellite that can capture the entire universe at once; the mind must be thinking along those lines.</w:t>
+        <w:t xml:space="preserve"> — in every nation. I'm talking about Christ died. The whole world must hear that, in every nation under the earth. I believe that. Technology is one of the ways God — when the Bible says the gospel must be preached in every nation, then the hands will come — and I know that there's only one way that can happen, and that is by — it's not by human traffic or human movement — and there is now a satellite that can capture the entire universe at once. Your mind must be thinking like that.</w:t>
       </w:r>
     </w:p>
     <w:sectPr>
